--- a/LECTURE ON TRAFFIC RULES AWARENESS.docx
+++ b/LECTURE ON TRAFFIC RULES AWARENESS.docx
@@ -162,9 +162,10 @@
         <w:rPr>
           <w:rFonts w:ascii="Times New Roman" w:hAnsi="Times New Roman" w:cs="Times New Roman"/>
           <w:b/>
-          <w:sz w:val="24"/>
-          <w:szCs w:val="24"/>
-          <w:lang w:val="en-IN"/>
+          <w:noProof/>
+          <w:sz w:val="24"/>
+          <w:szCs w:val="24"/>
+          <w:lang w:val="en-IN" w:eastAsia="en-IN"/>
         </w:rPr>
         <w:drawing>
           <wp:anchor distT="0" distB="0" distL="114300" distR="114300" simplePos="0" relativeHeight="251661312" behindDoc="0" locked="0" layoutInCell="1" allowOverlap="1" wp14:anchorId="5CD6611D" wp14:editId="27586D47">
@@ -181,7 +182,7 @@
             <wp:docPr id="6" name="Picture 5" descr="A group of men shaking hands in a room&#10;&#10;AI-generated content may be incorrect.">
               <a:extLst xmlns:a="http://schemas.openxmlformats.org/drawingml/2006/main">
                 <a:ext uri="{FF2B5EF4-FFF2-40B4-BE49-F238E27FC236}">
-                  <a16:creationId xmlns="" xmlns:p="http://schemas.openxmlformats.org/presentationml/2006/main" xmlns:a16="http://schemas.microsoft.com/office/drawing/2014/main" xmlns:lc="http://schemas.openxmlformats.org/drawingml/2006/lockedCanvas" id="{87CE9DB5-D480-E745-526F-12E7FB7865C9}"/>
+                  <a16:creationId xmlns:lc="http://schemas.openxmlformats.org/drawingml/2006/lockedCanvas" xmlns:a16="http://schemas.microsoft.com/office/drawing/2014/main" xmlns:p="http://schemas.openxmlformats.org/presentationml/2006/main" xmlns="" xmlns:w="http://schemas.openxmlformats.org/wordprocessingml/2006/main" xmlns:w10="urn:schemas-microsoft-com:office:word" xmlns:v="urn:schemas-microsoft-com:vml" xmlns:o="urn:schemas-microsoft-com:office:office" id="{87CE9DB5-D480-E745-526F-12E7FB7865C9}"/>
                 </a:ext>
               </a:extLst>
             </wp:docPr>
@@ -195,7 +196,7 @@
                     <pic:cNvPr id="6" name="Picture 5" descr="A group of men shaking hands in a room&#10;&#10;AI-generated content may be incorrect.">
                       <a:extLst>
                         <a:ext uri="{FF2B5EF4-FFF2-40B4-BE49-F238E27FC236}">
-                          <a16:creationId xmlns="" xmlns:p="http://schemas.openxmlformats.org/presentationml/2006/main" xmlns:a16="http://schemas.microsoft.com/office/drawing/2014/main" xmlns:lc="http://schemas.openxmlformats.org/drawingml/2006/lockedCanvas" id="{87CE9DB5-D480-E745-526F-12E7FB7865C9}"/>
+                          <a16:creationId xmlns:lc="http://schemas.openxmlformats.org/drawingml/2006/lockedCanvas" xmlns:a16="http://schemas.microsoft.com/office/drawing/2014/main" xmlns:p="http://schemas.openxmlformats.org/presentationml/2006/main" xmlns="" xmlns:w="http://schemas.openxmlformats.org/wordprocessingml/2006/main" xmlns:w10="urn:schemas-microsoft-com:office:word" xmlns:v="urn:schemas-microsoft-com:vml" xmlns:o="urn:schemas-microsoft-com:office:office" id="{87CE9DB5-D480-E745-526F-12E7FB7865C9}"/>
                         </a:ext>
                       </a:extLst>
                     </pic:cNvPr>
@@ -250,10 +251,11 @@
         <w:rPr>
           <w:rFonts w:ascii="Times New Roman" w:hAnsi="Times New Roman" w:cs="Times New Roman"/>
           <w:b/>
+          <w:noProof/>
           <w:color w:val="FF0000"/>
           <w:sz w:val="48"/>
           <w:szCs w:val="48"/>
-          <w:lang w:val="en-IN"/>
+          <w:lang w:val="en-IN" w:eastAsia="en-IN"/>
         </w:rPr>
         <w:drawing>
           <wp:anchor distT="0" distB="0" distL="114300" distR="114300" simplePos="0" relativeHeight="251660288" behindDoc="0" locked="0" layoutInCell="1" allowOverlap="1" wp14:anchorId="4A1D9553" wp14:editId="6BF673D5">
@@ -270,7 +272,7 @@
             <wp:docPr id="12" name="Picture 11" descr="A group of men standing in front of a chalkboard&#10;&#10;AI-generated content may be incorrect.">
               <a:extLst xmlns:a="http://schemas.openxmlformats.org/drawingml/2006/main">
                 <a:ext uri="{FF2B5EF4-FFF2-40B4-BE49-F238E27FC236}">
-                  <a16:creationId xmlns="" xmlns:p="http://schemas.openxmlformats.org/presentationml/2006/main" xmlns:a16="http://schemas.microsoft.com/office/drawing/2014/main" xmlns:lc="http://schemas.openxmlformats.org/drawingml/2006/lockedCanvas" id="{1135869F-7D22-79AE-B42B-E3AA767E8513}"/>
+                  <a16:creationId xmlns:lc="http://schemas.openxmlformats.org/drawingml/2006/lockedCanvas" xmlns:a16="http://schemas.microsoft.com/office/drawing/2014/main" xmlns:p="http://schemas.openxmlformats.org/presentationml/2006/main" xmlns="" xmlns:w="http://schemas.openxmlformats.org/wordprocessingml/2006/main" xmlns:w10="urn:schemas-microsoft-com:office:word" xmlns:v="urn:schemas-microsoft-com:vml" xmlns:o="urn:schemas-microsoft-com:office:office" id="{1135869F-7D22-79AE-B42B-E3AA767E8513}"/>
                 </a:ext>
               </a:extLst>
             </wp:docPr>
@@ -284,7 +286,7 @@
                     <pic:cNvPr id="12" name="Picture 11" descr="A group of men standing in front of a chalkboard&#10;&#10;AI-generated content may be incorrect.">
                       <a:extLst>
                         <a:ext uri="{FF2B5EF4-FFF2-40B4-BE49-F238E27FC236}">
-                          <a16:creationId xmlns="" xmlns:p="http://schemas.openxmlformats.org/presentationml/2006/main" xmlns:a16="http://schemas.microsoft.com/office/drawing/2014/main" xmlns:lc="http://schemas.openxmlformats.org/drawingml/2006/lockedCanvas" id="{1135869F-7D22-79AE-B42B-E3AA767E8513}"/>
+                          <a16:creationId xmlns:lc="http://schemas.openxmlformats.org/drawingml/2006/lockedCanvas" xmlns:a16="http://schemas.microsoft.com/office/drawing/2014/main" xmlns:p="http://schemas.openxmlformats.org/presentationml/2006/main" xmlns="" xmlns:w="http://schemas.openxmlformats.org/wordprocessingml/2006/main" xmlns:w10="urn:schemas-microsoft-com:office:word" xmlns:v="urn:schemas-microsoft-com:vml" xmlns:o="urn:schemas-microsoft-com:office:office" id="{1135869F-7D22-79AE-B42B-E3AA767E8513}"/>
                         </a:ext>
                       </a:extLst>
                     </pic:cNvPr>
@@ -420,15 +422,15 @@
           <w:szCs w:val="24"/>
         </w:rPr>
       </w:pPr>
-      <w:bookmarkStart w:id="0" w:name="_GoBack"/>
-      <w:r>
-        <w:rPr>
-          <w:rFonts w:ascii="Times New Roman" w:hAnsi="Times New Roman" w:cs="Times New Roman"/>
-          <w:b/>
+      <w:r>
+        <w:rPr>
+          <w:rFonts w:ascii="Times New Roman" w:hAnsi="Times New Roman" w:cs="Times New Roman"/>
+          <w:b/>
+          <w:noProof/>
           <w:color w:val="EE0000"/>
           <w:sz w:val="24"/>
           <w:szCs w:val="24"/>
-          <w:lang w:val="en-IN"/>
+          <w:lang w:val="en-IN" w:eastAsia="en-IN"/>
         </w:rPr>
         <w:drawing>
           <wp:anchor distT="0" distB="0" distL="114300" distR="114300" simplePos="0" relativeHeight="251662336" behindDoc="0" locked="0" layoutInCell="1" allowOverlap="1" wp14:anchorId="30079329" wp14:editId="2DA5673C">
@@ -445,7 +447,7 @@
             <wp:docPr id="8" name="Picture 7" descr="A group of people in a classroom&#10;&#10;AI-generated content may be incorrect.">
               <a:extLst xmlns:a="http://schemas.openxmlformats.org/drawingml/2006/main">
                 <a:ext uri="{FF2B5EF4-FFF2-40B4-BE49-F238E27FC236}">
-                  <a16:creationId xmlns="" xmlns:p="http://schemas.openxmlformats.org/presentationml/2006/main" xmlns:a16="http://schemas.microsoft.com/office/drawing/2014/main" xmlns:lc="http://schemas.openxmlformats.org/drawingml/2006/lockedCanvas" id="{BCF20291-1A58-6209-C12A-58E831A3B263}"/>
+                  <a16:creationId xmlns:lc="http://schemas.openxmlformats.org/drawingml/2006/lockedCanvas" xmlns:a16="http://schemas.microsoft.com/office/drawing/2014/main" xmlns:p="http://schemas.openxmlformats.org/presentationml/2006/main" xmlns="" xmlns:w="http://schemas.openxmlformats.org/wordprocessingml/2006/main" xmlns:w10="urn:schemas-microsoft-com:office:word" xmlns:v="urn:schemas-microsoft-com:vml" xmlns:o="urn:schemas-microsoft-com:office:office" id="{BCF20291-1A58-6209-C12A-58E831A3B263}"/>
                 </a:ext>
               </a:extLst>
             </wp:docPr>
@@ -459,7 +461,7 @@
                     <pic:cNvPr id="8" name="Picture 7" descr="A group of people in a classroom&#10;&#10;AI-generated content may be incorrect.">
                       <a:extLst>
                         <a:ext uri="{FF2B5EF4-FFF2-40B4-BE49-F238E27FC236}">
-                          <a16:creationId xmlns="" xmlns:p="http://schemas.openxmlformats.org/presentationml/2006/main" xmlns:a16="http://schemas.microsoft.com/office/drawing/2014/main" xmlns:lc="http://schemas.openxmlformats.org/drawingml/2006/lockedCanvas" id="{BCF20291-1A58-6209-C12A-58E831A3B263}"/>
+                          <a16:creationId xmlns:lc="http://schemas.openxmlformats.org/drawingml/2006/lockedCanvas" xmlns:a16="http://schemas.microsoft.com/office/drawing/2014/main" xmlns:p="http://schemas.openxmlformats.org/presentationml/2006/main" xmlns="" xmlns:w="http://schemas.openxmlformats.org/wordprocessingml/2006/main" xmlns:w10="urn:schemas-microsoft-com:office:word" xmlns:v="urn:schemas-microsoft-com:vml" xmlns:o="urn:schemas-microsoft-com:office:office" id="{BCF20291-1A58-6209-C12A-58E831A3B263}"/>
                         </a:ext>
                       </a:extLst>
                     </pic:cNvPr>
@@ -510,7 +512,6 @@
           </wp:anchor>
         </w:drawing>
       </w:r>
-      <w:bookmarkEnd w:id="0"/>
     </w:p>
     <w:p>
       <w:pPr>
@@ -763,7 +764,7 @@
         <w:jc w:val="both"/>
         <w:rPr>
           <w:rFonts w:ascii="Times New Roman" w:hAnsi="Times New Roman" w:cs="Times New Roman"/>
-          <w:color w:val="FF0000"/>
+          <w:color w:val="000000" w:themeColor="text1"/>
           <w:sz w:val="24"/>
           <w:szCs w:val="24"/>
         </w:rPr>
@@ -776,20 +777,8 @@
           <w:szCs w:val="24"/>
           <w:u w:val="single"/>
         </w:rPr>
-        <w:t xml:space="preserve">NUMBER OF </w:t>
-      </w:r>
-      <w:proofErr w:type="gramStart"/>
-      <w:r>
-        <w:rPr>
-          <w:rFonts w:ascii="Times New Roman" w:hAnsi="Times New Roman" w:cs="Times New Roman"/>
-          <w:b/>
-          <w:sz w:val="24"/>
-          <w:szCs w:val="24"/>
-          <w:u w:val="single"/>
-        </w:rPr>
-        <w:t>VOLUNTEERS  PARTICIPATING</w:t>
-      </w:r>
-      <w:proofErr w:type="gramEnd"/>
+        <w:t>NUMBER OF VOLUNTEERS  PARTICIPATING</w:t>
+      </w:r>
       <w:r>
         <w:rPr>
           <w:rFonts w:ascii="Times New Roman" w:hAnsi="Times New Roman" w:cs="Times New Roman"/>
@@ -798,16 +787,18 @@
         </w:rPr>
         <w:t xml:space="preserve">:  </w:t>
       </w:r>
-      <w:r>
-        <w:rPr>
-          <w:rFonts w:ascii="Times New Roman" w:hAnsi="Times New Roman" w:cs="Times New Roman"/>
-          <w:color w:val="FF0000"/>
-          <w:sz w:val="24"/>
-          <w:szCs w:val="24"/>
-        </w:rPr>
-        <w:t>24</w:t>
-      </w:r>
-    </w:p>
+      <w:bookmarkStart w:id="0" w:name="_GoBack"/>
+      <w:r>
+        <w:rPr>
+          <w:rFonts w:ascii="Times New Roman" w:hAnsi="Times New Roman" w:cs="Times New Roman"/>
+          <w:color w:val="000000" w:themeColor="text1"/>
+          <w:sz w:val="24"/>
+          <w:szCs w:val="24"/>
+        </w:rPr>
+        <w:t>88</w:t>
+      </w:r>
+    </w:p>
+    <w:bookmarkEnd w:id="0"/>
     <w:p>
       <w:pPr>
         <w:pStyle w:val="NormalWeb"/>
@@ -1656,6 +1647,7 @@
   <w:style w:type="character" w:default="1" w:styleId="DefaultParagraphFont">
     <w:name w:val="Default Paragraph Font"/>
     <w:uiPriority w:val="1"/>
+    <w:semiHidden/>
     <w:unhideWhenUsed/>
   </w:style>
   <w:style w:type="table" w:default="1" w:styleId="TableNormal">
